--- a/docs/03_GenAI_SoftwareDevelopment_requirements-specification.docx
+++ b/docs/03_GenAI_SoftwareDevelopment_requirements-specification.docx
@@ -3347,19 +3347,9 @@
         <w:pStyle w:val="notes"/>
       </w:pPr>
       <w:r>
-        <w:t xml:space="preserve">    </w:t>
-      </w:r>
-      <w:r>
-        <w:t>Tài liệu Đặc tả Yêu cầu Phần mềm (Software Requirements Specification - SRS) này mô tả một cách đầy đủ, toàn diện và chi tiết các yêu cầu nghiệp vụ, yêu cầu chức năng, yêu cầu phi chức năng, các ràng buộc kỹ thuật và kiến trúc hệ thống của Hệ thống quản lý bán hàng có tích hợp AI (StoreFlow AI).</w:t>
-      </w:r>
-      <w:r>
+        <w:t xml:space="preserve">    Tài liệu Đặc tả Yêu cầu Phần mềm (Software Requirements Specification - SRS) này mô tả một cách đầy đủ, toàn diện và chi tiết các yêu cầu nghiệp vụ, yêu cầu chức năng, yêu cầu phi chức năng, các ràng buộc kỹ thuật và kiến trúc hệ thống của Hệ thống quản lý bán hàng có tích hợp AI (StoreFlow AI).</w:t>
         <w:br/>
-      </w:r>
-      <w:r>
-        <w:t xml:space="preserve">   </w:t>
-      </w:r>
-      <w:r>
-        <w:t>Hệ thống StoreFlow AI được xây dựng nhằm giải quyết triệt để bài toán quản lý bán lẻ đa kênh tích hợp: quản lý danh mục, sản phẩm kèm đặc trưng thị giác, quản lý khách hàng, bán hàng tại quầy (POS) với giao dịch trừ kho nguyên tử, quản lý đơn hàng từ xa qua quy trình phê duyệt đa bước (Multi-State Order Workflow), nhập hàng và tự động đồng bộ tồn kho, báo cáo doanh thu đa chiều; đồng thời tích hợp Trợ lý AI (kết hợp mô hình Gemini multimodal &amp; generative và CSDL vector ChromaDB theo kiến trúc Semantic Product Retrieval với SQLite Ground Truth Verification) nhằm tư vấn sản phẩm thông minh kèm Thẻ sản phẩm tương tác, tìm kiếm sản phẩm bằng hình ảnh không dùng raw image embeddings, sinh báo cáo phân tích tài chính cho chủ cửa hàng, và trả lời câu hỏi nghiệp vụ quản trị dựa trên cơ chế phân quyền dữ liệu nghiêm ngặt.</w:t>
+        <w:t xml:space="preserve">   Hệ thống StoreFlow AI được xây dựng nhằm giải quyết triệt để bài toán quản lý bán lẻ đa kênh tích hợp: quản lý danh mục, sản phẩm kèm đặc trưng thị giác, quản lý khách hàng, bán hàng tại quầy (POS) với giao dịch trừ kho nguyên tử, quản lý đơn hàng từ xa qua quy trình phê duyệt đa bước (Multi-State Order Workflow), nhập hàng và tự động đồng bộ tồn kho, báo cáo doanh thu đa chiều; đồng thời tích hợp kiến trúc Pluggable AI Engine (Ollama Local Qwen 2.5 1.5B GPU/CPU offline, Google Gemini 3.6 Flash qua google-genai SDK, Safe Grounded Fallback) và CSDL vector ChromaDB 3 Collections theo kiến trúc Semantic Product Retrieval với SQLite Ground Truth Verification nhằm tư vấn sản phẩm thông minh kèm Thẻ sản phẩm tương tác, tìm kiếm sản phẩm bằng hình ảnh đa phương thức (kết hợp OpenAI CLIP ViT-B/32 512 chiều trên CPU và Google Gemini Cloud Vision), đối chiếu kho hàng SQLite qua Dynamic Visual Match Engine 3 cấp độ, sinh báo cáo phân tích tài chính BI cho chủ cửa hàng với cơ chế chống rò rỉ prompt (Stop Sequence [HẾT BÁO CÁO]), và trả lời câu hỏi nghiệp vụ quản trị dựa trên cơ chế phân quyền dữ liệu nghiêm ngặt.</w:t>
       </w:r>
     </w:p>
     <w:p>
@@ -3398,50 +3388,13 @@
         <w:pStyle w:val="notes"/>
       </w:pPr>
       <w:r>
-        <w:t xml:space="preserve">   </w:t>
-      </w:r>
-      <w:r>
-        <w:t>Hệ thống StoreFlow AI là một giải pháp phần mềm quản trị bán hàng hiện đại được xây dựng theo kiến trúc phân tầng (Client - Server), bao gồm:</w:t>
-      </w:r>
-      <w:r>
+        <w:t xml:space="preserve">   Hệ thống StoreFlow AI là một giải pháp phần mềm quản trị bán hàng hiện đại được xây dựng theo kiến trúc phân tầng (Client - Server), bao gồm:</w:t>
         <w:br/>
-      </w:r>
-      <w:r>
-        <w:lastRenderedPageBreak/>
-        <w:t>- Tầng Backend: Xây dựng bằng Python FastAPI, cung cấp RESTful API an toàn, xử lý giao dịch nguyên tử trên CSDL SQLite (chế độ WAL, gồm 12 bảng nghiệp vụ và kiểm toán), tích hợp CSDL vector ChromaDB (2 collections: storeflow_products và storeflow_product_visuals) cho tìm kiếm ngữ nghĩa và kết nối Google Gemini API qua google-genai SDK.</w:t>
-      </w:r>
-      <w:r>
+        <w:t>- Tầng Backend: Xây dựng bằng Python FastAPI, cung cấp RESTful API an toàn, xử lý giao dịch nguyên tử trên CSDL SQLite (chế độ WAL, gồm 12 bảng nghiệp vụ và kiểm toán), tích hợp kiến trúc Pluggable AI Engine (Ollama Local Qwen 2.5 1.5B GPU/CPU offline, Google Gemini 3.6 Flash qua google-genai SDK, Safe Grounded Fallback) và CSDL vector ChromaDB (3 collections: storeflow_products, storeflow_product_visuals, storeflow_product_visual_vectors) kết hợp mô hình thị giác OpenAI CLIP ViT-B/32 (512 chiều) chạy CPU (0 MB VRAM) và script khởi chạy 1-click start_dev.bat / start_dev.ps1.</w:t>
         <w:br/>
-        <w:t xml:space="preserve">- Tầng Frontend: Xây </w:t>
-      </w:r>
-      <w:bookmarkStart w:id="3" w:name="_GoBack"/>
-      <w:bookmarkEnd w:id="3"/>
-      <w:r>
-        <w:t>dựng bằng React 18 và Vite, giao diện theo phong cách Vintage Editorial</w:t>
-      </w:r>
-      <w:r>
-        <w:t xml:space="preserve">/ </w:t>
-      </w:r>
-      <w:r>
-        <w:t>Retro Print Catalog với Dual Theme (Light Theme nền off-white</w:t>
-      </w:r>
-      <w:r>
-        <w:t xml:space="preserve">/ </w:t>
-      </w:r>
-      <w:r>
-        <w:t>cool-neutral kèm điểm nhấn vintage tiết chế, Dark Theme phong cách dark vintage</w:t>
-      </w:r>
-      <w:r>
-        <w:t xml:space="preserve">/ </w:t>
-      </w:r>
-      <w:r>
-        <w:t>editorial), tối ưu hóa cho trải nghiệm bán hàng POS, quản lý đơn hàng và duyệt hàng trên thiết bị cảm ứng hoặc máy tính để bàn, tích hợp cập nhật chỉ số luồng đơn hàng cận thời gian thực qua Periodic Polling 30s.</w:t>
-      </w:r>
-      <w:r>
+        <w:t>- Tầng Frontend: Xây dựng bằng React 18 và Vite, giao diện theo phong cách Vintage Editorial/ Retro Print Catalog với Dual Theme (Light Theme nền off-white/ cool-neutral kèm điểm nhấn vintage tiết chế, Dark Theme phong cách dark vintage/ editorial), tối ưu hóa cho trải nghiệm bán hàng POS, quản lý đơn hàng và duyệt hàng trên thiết bị cảm ứng hoặc máy tính để bàn, tích hợp cập nhật chỉ số luồng đơn hàng cận thời gian thực qua Periodic Polling 30s và khôi phục trạng thái tab qua LocalStorage khi F5.</w:t>
         <w:br/>
         <w:t>- Phạm vi đối tượng phục vụ gồm 5 tác nhân (Actor) ở mức Use Case: Khách vãng lai (Guest - unauthenticated state), Khách hàng thành viên (Customer), Nhân viên bán hàng (Staff), Quản trị viên kỹ thuật (Admin), và Chủ cửa hàng (SuperAdmin), tương ứng với 4 vai trò xác thực trong CSDL (superadmin, admin, staff, customer).</w:t>
-      </w:r>
-      <w:r>
         <w:br/>
         <w:t>- Hệ thống được phân rã thành 8 phân hệ chức năng cốt lõi: Xác thực &amp; Phân quyền (Auth &amp; RBAC), Danh mục &amp; Sản phẩm (kèm Visual Metadata), Khách hàng, Bán hàng POS &amp; Quản lý Đơn hàng Đa bước (Multi-State Workflow), Nhập hàng &amp; Kho vận, Báo cáo Doanh thu (Độc quyền SuperAdmin), Trợ lý AI &amp; Tìm kiếm Đa phương thức (Semantic RAG &amp; Image Search), và An toàn Bảo mật &amp; Kiểm toán.</w:t>
       </w:r>
@@ -3666,17 +3619,8 @@
             <w:tcW w:w="3827" w:type="dxa"/>
           </w:tcPr>
           <w:p>
-            <w:pPr>
-              <w:spacing w:before="40" w:after="40" w:line="276" w:lineRule="auto"/>
-              <w:rPr>
-                <w:rFonts w:cstheme="minorHAnsi"/>
-              </w:rPr>
-            </w:pPr>
-            <w:r>
-              <w:rPr>
-                <w:rFonts w:cstheme="minorHAnsi"/>
-              </w:rPr>
-              <w:t>Trí tuệ nhân tạo (Artificial Intelligence), ở đây là mô hình ngôn ngữ lớn Google Gemini 3.6 Flash.</w:t>
+            <w:r>
+              <w:t>Trí tuệ nhân tạo (Artificial Intelligence): Kiến trúc Pluggable AI Engine hỗ trợ chuyển đổi linh hoạt giữa mô hình cục bộ Ollama Local Qwen 2.5 1.5B (GPU/CPU offline), mô hình đám mây Google Gemini 3.6 Flash (google-genai SDK), và Safe Grounded Fallback (Direct SQLite Lookup).</w:t>
             </w:r>
           </w:p>
         </w:tc>
@@ -3747,23 +3691,8 @@
             <w:tcW w:w="3827" w:type="dxa"/>
           </w:tcPr>
           <w:p>
-            <w:pPr>
-              <w:rPr>
-                <w:rFonts w:cstheme="minorHAnsi"/>
-              </w:rPr>
-            </w:pPr>
-            <w:r>
-              <w:rPr>
-                <w:rFonts w:cstheme="minorHAnsi"/>
-              </w:rPr>
-              <w:t xml:space="preserve">Retrieval-Augmented Generation: Kiến trúc kết hợp truy xuất ngữ nghĩa ứng viên qua ChromaDB (mô hình all-MiniLM-L6-v2) và đối soát dữ liệu thực tế tại SQLite Source of Truth (giá, tồn </w:t>
-            </w:r>
-            <w:r>
-              <w:rPr>
-                <w:rFonts w:cstheme="minorHAnsi"/>
-              </w:rPr>
-              <w:lastRenderedPageBreak/>
-              <w:t>kho, trạng thái active) trước khi nạp vào context để LLM Gemini suy luận không ảo giác.</w:t>
+            <w:r>
+              <w:t>Retrieval-Augmented Generation: Kiến trúc kết hợp truy xuất ngữ nghĩa ứng viên qua ChromaDB (3 collections, mô hình text-embedding all-MiniLM-L6-v2 và image-embedding OpenAI CLIP ViT-B/32 512 chiều) và đối soát dữ liệu thực tế tại SQLite Source of Truth (giá, tồn kho, trạng thái active) trước khi nạp vào context để AI suy luận không ảo giác.</w:t>
             </w:r>
           </w:p>
         </w:tc>
@@ -4620,16 +4549,8 @@
             <w:tcW w:w="2407" w:type="dxa"/>
           </w:tcPr>
           <w:p>
-            <w:pPr>
-              <w:rPr>
-                <w:rFonts w:cstheme="minorHAnsi"/>
-              </w:rPr>
-            </w:pPr>
-            <w:r>
-              <w:rPr>
-                <w:rFonts w:cstheme="minorHAnsi"/>
-              </w:rPr>
-              <w:t>Visual Metadata</w:t>
+            <w:r>
+              <w:t>Visual Metadata &amp; CLIP</w:t>
             </w:r>
           </w:p>
         </w:tc>
@@ -4638,23 +4559,8 @@
             <w:tcW w:w="3827" w:type="dxa"/>
           </w:tcPr>
           <w:p>
-            <w:pPr>
-              <w:rPr>
-                <w:rFonts w:cstheme="minorHAnsi"/>
-              </w:rPr>
-            </w:pPr>
-            <w:r>
-              <w:rPr>
-                <w:rFonts w:cstheme="minorHAnsi"/>
-              </w:rPr>
-              <w:t xml:space="preserve">Thông tin thị giác có cấu trúc của sản phẩm (chủng loại, màu sắc, kiểu dáng, chất liệu, đặc trưng, từ khóa) lưu trong bảng SQLite product_visual_metadata và đánh chỉ mục vector trong </w:t>
-            </w:r>
-            <w:r>
-              <w:rPr>
-                <w:rFonts w:cstheme="minorHAnsi"/>
-              </w:rPr>
-              <w:lastRenderedPageBreak/>
-              <w:t>ChromaDB phục vụ tìm kiếm bằng hình ảnh.</w:t>
+            <w:r>
+              <w:t>Đặc trưng thị giác và vector nhúng 512 chiều của sản phẩm trích xuất qua OpenAI CLIP ViT-B/32 (chạy CPU 0 MB VRAM) hoặc Gemini Cloud Vision, lưu trong bảng SQLite product_visual_metadata và đánh chỉ mục trong ChromaDB collection storeflow_product_visual_vectors phục vụ tìm kiếm ảnh đa phương thức.</w:t>
             </w:r>
           </w:p>
         </w:tc>
@@ -4874,6 +4780,82 @@
               </w:rPr>
             </w:pPr>
           </w:p>
+        </w:tc>
+      </w:tr>
+      <w:tr>
+        <w:tc>
+          <w:tcPr>
+            <w:tcW w:type="dxa" w:w="707"/>
+          </w:tcPr>
+          <w:p>
+            <w:r>
+              <w:t>17</w:t>
+            </w:r>
+          </w:p>
+        </w:tc>
+        <w:tc>
+          <w:tcPr>
+            <w:tcW w:type="dxa" w:w="2407"/>
+          </w:tcPr>
+          <w:p>
+            <w:r>
+              <w:t>Stop Sequence &amp; Anti-Instruction-Bleed</w:t>
+            </w:r>
+          </w:p>
+        </w:tc>
+        <w:tc>
+          <w:tcPr>
+            <w:tcW w:type="dxa" w:w="3827"/>
+          </w:tcPr>
+          <w:p>
+            <w:r>
+              <w:t>Kỹ thuật ngắt chuỗi sinh văn bản [HẾT BÁO CÁO], tham số repeat_penalty: 1.22, và bộ lọc regex sanitize _clean_report_output nhằm triệt tiêu hoàn toàn rò rỉ prompt hệ thống và vòng lặp thoái hóa trong báo cáo BI.</w:t>
+            </w:r>
+          </w:p>
+        </w:tc>
+        <w:tc>
+          <w:tcPr>
+            <w:tcW w:type="dxa" w:w="2120"/>
+          </w:tcPr>
+          <w:p/>
+        </w:tc>
+      </w:tr>
+      <w:tr>
+        <w:tc>
+          <w:tcPr>
+            <w:tcW w:type="dxa" w:w="707"/>
+          </w:tcPr>
+          <w:p>
+            <w:r>
+              <w:t>18</w:t>
+            </w:r>
+          </w:p>
+        </w:tc>
+        <w:tc>
+          <w:tcPr>
+            <w:tcW w:type="dxa" w:w="2407"/>
+          </w:tcPr>
+          <w:p>
+            <w:r>
+              <w:t>Dynamic Visual Match Engine</w:t>
+            </w:r>
+          </w:p>
+        </w:tc>
+        <w:tc>
+          <w:tcPr>
+            <w:tcW w:type="dxa" w:w="3827"/>
+          </w:tcPr>
+          <w:p>
+            <w:r>
+              <w:t>Động cơ đối chiếu thị giác đa cấp độ, tự động phân loại quan hệ ảnh thành 3 mức độ [SẢN PHẨM TƯƠNG TỰ], [CÙNG NHÓM HÀNG], [SẢN PHẨM LIÊN QUAN] kèm lời giải thích tiếng Việt minh bạch.</w:t>
+            </w:r>
+          </w:p>
+        </w:tc>
+        <w:tc>
+          <w:tcPr>
+            <w:tcW w:type="dxa" w:w="2120"/>
+          </w:tcPr>
+          <w:p/>
         </w:tc>
       </w:tr>
     </w:tbl>
@@ -7007,17 +6989,8 @@
             <w:tcW w:w="3156" w:type="dxa"/>
           </w:tcPr>
           <w:p>
-            <w:pPr>
-              <w:spacing w:before="40" w:after="40" w:line="276" w:lineRule="auto"/>
-              <w:rPr>
-                <w:rFonts w:cstheme="minorHAnsi"/>
-              </w:rPr>
-            </w:pPr>
-            <w:r>
-              <w:rPr>
-                <w:rFonts w:cstheme="minorHAnsi"/>
-              </w:rPr>
-              <w:t>Tìm kiếm ngữ nghĩa ChromaDB, xác thực tồn kho SQLite, gọi Gemini 3.6 Flash tư vấn hoặc Fallback.</w:t>
+            <w:r>
+              <w:t>Tìm kiếm ngữ nghĩa ChromaDB, xác thực tồn kho SQLite, gọi Pluggable AI Engine (Ollama Local Qwen 2.5 1.5B / Gemini 3.6 Flash) tư vấn hoặc Safe Grounded Fallback.</w:t>
             </w:r>
           </w:p>
         </w:tc>
@@ -7108,17 +7081,8 @@
             <w:tcW w:w="3156" w:type="dxa"/>
           </w:tcPr>
           <w:p>
-            <w:pPr>
-              <w:spacing w:before="40" w:after="40" w:line="276" w:lineRule="auto"/>
-              <w:rPr>
-                <w:rFonts w:cstheme="minorHAnsi"/>
-              </w:rPr>
-            </w:pPr>
-            <w:r>
-              <w:rPr>
-                <w:rFonts w:cstheme="minorHAnsi"/>
-              </w:rPr>
-              <w:t>AI phân tích dữ liệu số học thực tế từ SQLite, sinh nhận xét tài chính và khuyến nghị nhập hàng.</w:t>
+            <w:r>
+              <w:t>AI phân tích dữ liệu số học thực tế từ SQLite (bóc tách 2 đơn hoàn tất / 5 tổng đơn), sinh nhận xét tài chính và khuyến nghị nhập hàng với Stop Sequence [HẾT BÁO CÁO] chống rò rỉ prompt.</w:t>
             </w:r>
           </w:p>
         </w:tc>
@@ -7689,16 +7653,8 @@
             <w:tcW w:w="3156" w:type="dxa"/>
           </w:tcPr>
           <w:p>
-            <w:pPr>
-              <w:rPr>
-                <w:rFonts w:cstheme="minorHAnsi"/>
-              </w:rPr>
-            </w:pPr>
-            <w:r>
-              <w:rPr>
-                <w:rFonts w:cstheme="minorHAnsi"/>
-              </w:rPr>
-              <w:t>Tải ảnh sản phẩm, trích xuất đặc trưng thị giác qua Gemini multimodal, tra cứu ChromaDB visual collection, đối soát SQLite và phân loại MATCH/SIMILAR/RELATED/NONE.</w:t>
+            <w:r>
+              <w:t>Tải ảnh sản phẩm, trích xuất đặc trưng qua Dual Engine (OpenAI CLIP ViT-B/32 512-dim CPU &amp; Gemini Cloud Vision), tra cứu ChromaDB 3 collections, đối soát SQLite và phân loại theo Dynamic Visual Match Engine 3 cấp độ.</w:t>
             </w:r>
           </w:p>
         </w:tc>
@@ -16305,17 +16261,8 @@
             <w:tcW w:w="5522" w:type="dxa"/>
           </w:tcPr>
           <w:p>
-            <w:pPr>
-              <w:spacing w:before="40" w:after="40" w:line="276" w:lineRule="auto"/>
-              <w:rPr>
-                <w:rFonts w:cstheme="minorHAnsi"/>
-              </w:rPr>
-            </w:pPr>
-            <w:r>
-              <w:rPr>
-                <w:rFonts w:cstheme="minorHAnsi"/>
-              </w:rPr>
-              <w:t>Hỗ trợ khách hàng tìm kiếm và lựa chọn sản phẩm phù hợp nhất với nhu cầu tự nhiên và ngân sách bằng Trí tuệ nhân tạo.</w:t>
+            <w:r>
+              <w:t>Hỗ trợ khách hàng tìm kiếm và lựa chọn sản phẩm phù hợp nhất với nhu cầu tự nhiên và ngân sách bằng Trí tuệ nhân tạo (hỗ trợ Pluggable Engine: Ollama Local Qwen 2.5 1.5B và Google Gemini 3.6 Flash).</w:t>
             </w:r>
           </w:p>
         </w:tc>
@@ -16346,16 +16293,8 @@
             <w:tcW w:w="5522" w:type="dxa"/>
           </w:tcPr>
           <w:p>
-            <w:pPr>
-              <w:rPr>
-                <w:rFonts w:cstheme="minorHAnsi"/>
-              </w:rPr>
-            </w:pPr>
-            <w:r>
-              <w:rPr>
-                <w:rFonts w:cstheme="minorHAnsi"/>
-              </w:rPr>
-              <w:t>Người dùng nhập câu hỏi nhu cầu mua sắm. Trợ lý AI thực hiện truy xuất ứng viên ngữ nghĩa qua ChromaDB, đối soát dữ liệu tồn kho thực tế từ SQLite, gọi Gemini sinh lời tư vấn khách quan và trả về Thẻ sản phẩm tương tác.</w:t>
+            <w:r>
+              <w:t>Người dùng nhập câu hỏi nhu cầu mua sắm. Trợ lý AI thực hiện truy xuất ứng viên ngữ nghĩa qua ChromaDB, đối soát dữ liệu kho hàng SQLite WAL loại trừ sản phẩm hết hàng hoặc sai lệch giá, sau đó gọi Pluggable AI Provider tư vấn câu trả lời kèm Thẻ sản phẩm tương tác.</w:t>
             </w:r>
           </w:p>
         </w:tc>
@@ -17068,17 +17007,8 @@
             <w:tcW w:w="5522" w:type="dxa"/>
           </w:tcPr>
           <w:p>
-            <w:pPr>
-              <w:spacing w:before="40" w:after="40" w:line="276" w:lineRule="auto"/>
-              <w:rPr>
-                <w:rFonts w:cstheme="minorHAnsi"/>
-              </w:rPr>
-            </w:pPr>
-            <w:r>
-              <w:rPr>
-                <w:rFonts w:cstheme="minorHAnsi"/>
-              </w:rPr>
-              <w:t>SuperAdmin yêu cầu AI phân tích tình hình kinh doanh. Backend truy vấn số liệu thống kê từ SQLite (doanh thu hôm nay, tuần này, top mặt hàng bán chạy, danh sách hàng sắp hết kho). Toàn bộ sự thật số học này được đưa vào Prompt template sales_report.txt. Gemini 3.6 Flash đóng vai trò Giám đốc tài chính phân tích xu hướng, chỉ ra điểm nghẽn và đưa ra khuyến nghị nhập hàng cụ thể.</w:t>
+            <w:r>
+              <w:t>SuperAdmin yêu cầu AI phân tích tình hình kinh doanh. Backend truy vấn số liệu thống kê từ SQLite (doanh thu hôm nay, tuần này, tháng này, toàn thời gian; bóc tách minh bạch 2 đơn hoàn tất / 5 tổng đơn với 3 đơn hủy), tổng hợp top sản phẩm và cảnh báo kho; sau đó đưa facts vào prompt mẫu và sinh báo cáo chiến lược bằng Stop Token [HẾT BÁO CÁO] và bộ lọc _clean_report_output triệt tiêu instruction bleed.</w:t>
             </w:r>
           </w:p>
         </w:tc>
@@ -17461,17 +17391,8 @@
             <w:tcW w:w="5522" w:type="dxa"/>
           </w:tcPr>
           <w:p>
-            <w:pPr>
-              <w:spacing w:before="40" w:after="40" w:line="276" w:lineRule="auto"/>
-              <w:rPr>
-                <w:rFonts w:cstheme="minorHAnsi"/>
-              </w:rPr>
-            </w:pPr>
-            <w:r>
-              <w:rPr>
-                <w:rFonts w:cstheme="minorHAnsi"/>
-              </w:rPr>
-              <w:t>Toàn bộ số liệu đưa cho AI phân tích bắt buộc là số thật trích xuất từ SQLite; AI không được tự bịa số liệu doanh thu.</w:t>
+            <w:r>
+              <w:t>Toàn bộ số liệu đưa cho AI phân tích bắt buộc là số thật trích xuất từ SQLite; AI không được tự bịa số liệu doanh thu. Áp dụng Stop Sequence [HẾT BÁO CÁO], repeat_penalty 1.22 và bộ lọc hậu kỳ _clean_report_output để ngăn chặn tuyệt đối hiện tượng rò rỉ prompt hệ thống.</w:t>
             </w:r>
           </w:p>
         </w:tc>
@@ -20933,16 +20854,8 @@
             <w:tcW w:w="5805" w:type="dxa"/>
           </w:tcPr>
           <w:p>
-            <w:pPr>
-              <w:rPr>
-                <w:rFonts w:cstheme="minorHAnsi"/>
-              </w:rPr>
-            </w:pPr>
-            <w:r>
-              <w:rPr>
-                <w:rFonts w:cstheme="minorHAnsi"/>
-              </w:rPr>
-              <w:t>Người dùng tải ảnh lên hoặc kéo thả tệp; hệ thống gọi Gemini multimodal visual feature extraction trích xuất đặc trưng thị giác, tra cứu trên ChromaDB collection storeflow_product_visuals, đối soát tồn kho/giá tại SQLite và phân loại theo 4 mức độ (MATCH, SIMILAR, RELATED, NONE).</w:t>
+            <w:r>
+              <w:t>Người dùng tải ảnh lên hoặc kéo thả tệp; hệ thống kích hoạt Dual Engine (OpenAI CLIP ViT-B/32 512 chiều trên CPU hoặc Gemini Cloud Vision) trích xuất đặc trưng thị giác, truy vấn vector ChromaDB 3 Collections, đối soát kho hàng SQLite WAL và phân loại qua Dynamic Visual Match Engine 3 cấp độ ([SẢN PHẨM TƯƠNG TỰ], [CÙNG NHÓM HÀNG], [SẢN PHẨM LIÊN QUAN]) kèm lý do tiếng Việt minh bạch.</w:t>
             </w:r>
           </w:p>
         </w:tc>
@@ -21273,23 +21186,12 @@
             <w:tcW w:w="5805" w:type="dxa"/>
           </w:tcPr>
           <w:p>
-            <w:pPr>
-              <w:rPr>
-                <w:rFonts w:cstheme="minorHAnsi"/>
-              </w:rPr>
-            </w:pPr>
-            <w:r>
-              <w:rPr>
-                <w:rFonts w:cstheme="minorHAnsi"/>
-              </w:rPr>
-              <w:t>- TUYỆT ĐỐI KHÔNG sử dụng raw image embeddings.</w:t>
-            </w:r>
-            <w:r>
-              <w:rPr>
-                <w:rFonts w:cstheme="minorHAnsi"/>
-              </w:rPr>
+            <w:r>
+              <w:t>- Hỗ trợ Dual Vision Engine: OpenAI CLIP ViT-B/32 512 chiều chạy trên CPU (0 MB VRAM) cho chế độ offline và Gemini Cloud Vision cho chế độ online.</w:t>
               <w:br/>
-              <w:t>- Phân định rõ ràng 4 mức độ quan hệ để tránh báo kết quả sai lệch hoặc gây nhầm lẫn giữa sản phẩm chính và phụ kiện.</w:t>
+              <w:t>- Phân định rõ ràng 3 mức độ quan hệ thị giác ([ SẢN PHẨM TƯƠNG TỰ ], [ CÙNG NHÓM HÀNG ], [ SẢN PHẨM LIÊN QUAN ]) để minh bạch độ tương đồng cho khách hàng.</w:t>
+              <w:br/>
+              <w:t>- Xử lý tin cậy: Nếu ảnh tải lên không rõ ràng hoặc góc chụp thiếu sáng, hệ thống gắn nhãn cảnh báo 'Chưa xác định chắc chắn (Độ tin cậy thấp)' và đề xuất ảnh chụp cận cảnh hơn.</w:t>
             </w:r>
           </w:p>
         </w:tc>
@@ -24933,6 +24835,48 @@
                 <w:rFonts w:cstheme="minorHAnsi"/>
               </w:rPr>
               <w:t>Backend giải mã user_id từ JWT token và đối soát trực tiếp với customer_id sở hữu đơn hàng trong SQLite trước khi thực thi truy vấn hoặc hủy đơn.</w:t>
+            </w:r>
+          </w:p>
+        </w:tc>
+      </w:tr>
+      <w:tr>
+        <w:tc>
+          <w:tcPr>
+            <w:tcW w:type="dxa" w:w="1696"/>
+          </w:tcPr>
+          <w:p>
+            <w:r>
+              <w:t>Lớp 8: Chống rò rỉ chỉ thị hệ thống &amp; lặp thoái hóa (Anti-Instruction-Bleed &amp; Degenerative Loop Guard)</w:t>
+            </w:r>
+          </w:p>
+        </w:tc>
+        <w:tc>
+          <w:tcPr>
+            <w:tcW w:type="dxa" w:w="1985"/>
+          </w:tcPr>
+          <w:p>
+            <w:r>
+              <w:t>Stop Sequence [HẾT BÁO CÁO] &amp; Regex Post-Sanitizer</w:t>
+            </w:r>
+          </w:p>
+        </w:tc>
+        <w:tc>
+          <w:tcPr>
+            <w:tcW w:type="dxa" w:w="1984"/>
+          </w:tcPr>
+          <w:p>
+            <w:r>
+              <w:t>Áp dụng stop sequence [HẾT BÁO CÁO], repeat_penalty 1.22 trong Ollama, và hàm hậu kiểm _clean_report_output triệt tiêu 100% việc in thừa prompt hệ thống.</w:t>
+            </w:r>
+          </w:p>
+        </w:tc>
+        <w:tc>
+          <w:tcPr>
+            <w:tcW w:type="dxa" w:w="3396"/>
+          </w:tcPr>
+          <w:p>
+            <w:r>
+              <w:t>Bảo vệ toàn vẹn thẩm mỹ và bí mật cấu trúc prompt trong Báo cáo Doanh thu AI</w:t>
             </w:r>
           </w:p>
         </w:tc>
